--- a/使用教程.docx
+++ b/使用教程.docx
@@ -9,74 +9,46 @@
           <w:ilvl w:val="0"/>
           <w:numId w:val="1"/>
         </w:numPr>
-      </w:pPr>
-      <w:r>
-        <w:rPr>
-          <w:rFonts w:hint="eastAsia"/>
-        </w:rPr>
-        <w:t>安装python （已安装可跳过）</w:t>
-      </w:r>
-    </w:p>
-    <w:p>
-      <w:pPr>
-        <w:pStyle w:val="a9"/>
-        <w:ind w:left="360"/>
-      </w:pPr>
-      <w:r>
-        <w:rPr>
-          <w:rFonts w:hint="eastAsia"/>
-        </w:rPr>
-        <w:t>链接：</w:t>
-      </w:r>
-      <w:r>
-        <w:rPr>
-          <w:rFonts w:hint="eastAsia"/>
-        </w:rPr>
-        <w:fldChar w:fldCharType="begin"/>
-      </w:r>
-      <w:r>
-        <w:instrText>HYPERLINK "</w:instrText>
-      </w:r>
-      <w:r>
-        <w:instrText>https://www.python.org/ftp/python/3.11.9/python-3.11.9-amd64.exe</w:instrText>
-      </w:r>
-      <w:r>
-        <w:instrText>"</w:instrText>
-      </w:r>
-      <w:r>
-        <w:rPr>
-          <w:rFonts w:hint="eastAsia"/>
-        </w:rPr>
-        <w:fldChar w:fldCharType="separate"/>
-      </w:r>
-      <w:r>
-        <w:rPr>
-          <w:rStyle w:val="ae"/>
-        </w:rPr>
-        <w:t>https://www.python.org/ftp/python/3.11.9/python-3.11.9-amd64.exe</w:t>
-      </w:r>
-      <w:r>
-        <w:rPr>
-          <w:rFonts w:hint="eastAsia"/>
-        </w:rPr>
-        <w:fldChar w:fldCharType="end"/>
-      </w:r>
-    </w:p>
-    <w:p>
-      <w:pPr>
-        <w:pStyle w:val="a9"/>
-        <w:ind w:left="360"/>
-      </w:pPr>
-      <w:r>
-        <w:rPr>
-          <w:rFonts w:hint="eastAsia"/>
+        <w:rPr>
+          <w:rFonts w:hint="eastAsia"/>
+        </w:rPr>
+      </w:pPr>
+      <w:r>
+        <w:rPr>
+          <w:rFonts w:hint="eastAsia"/>
+        </w:rPr>
+        <w:t>这里填入代理的</w:t>
+      </w:r>
+      <w:proofErr w:type="spellStart"/>
+      <w:r>
+        <w:rPr>
+          <w:rFonts w:hint="eastAsia"/>
+        </w:rPr>
+        <w:t>api</w:t>
+      </w:r>
+      <w:proofErr w:type="spellEnd"/>
+      <w:r>
+        <w:rPr>
+          <w:rFonts w:hint="eastAsia"/>
+        </w:rPr>
+        <w:t>链接</w:t>
+      </w:r>
+    </w:p>
+    <w:p>
+      <w:pPr>
+        <w:rPr>
+          <w:rFonts w:hint="eastAsia"/>
+        </w:rPr>
+      </w:pPr>
+      <w:r>
+        <w:rPr>
           <w:noProof/>
         </w:rPr>
         <w:drawing>
-          <wp:inline distT="0" distB="0" distL="0" distR="0" wp14:anchorId="3F8E47A8" wp14:editId="70DDB4EE">
-            <wp:extent cx="5274310" cy="2967355"/>
-            <wp:effectExtent l="0" t="0" r="2540" b="4445"/>
-            <wp:docPr id="2095973889" name="图片 1"/>
+          <wp:inline distT="0" distB="0" distL="0" distR="0" wp14:anchorId="5FC9ED8F" wp14:editId="33767422">
+            <wp:extent cx="5274310" cy="4168775"/>
+            <wp:effectExtent l="0" t="0" r="2540" b="3175"/>
+            <wp:docPr id="923757023" name="图片 1"/>
             <wp:cNvGraphicFramePr>
               <a:graphicFrameLocks xmlns:a="http://schemas.openxmlformats.org/drawingml/2006/main" noChangeAspect="1"/>
             </wp:cNvGraphicFramePr>
@@ -84,113 +56,11 @@
               <a:graphicData uri="http://schemas.openxmlformats.org/drawingml/2006/picture">
                 <pic:pic xmlns:pic="http://schemas.openxmlformats.org/drawingml/2006/picture">
                   <pic:nvPicPr>
-                    <pic:cNvPr id="0" name="Picture 1"/>
-                    <pic:cNvPicPr>
-                      <a:picLocks noChangeAspect="1" noChangeArrowheads="1"/>
-                    </pic:cNvPicPr>
-                  </pic:nvPicPr>
-                  <pic:blipFill>
-                    <a:blip r:embed="rId5" cstate="print">
-                      <a:extLst>
-                        <a:ext uri="{28A0092B-C50C-407E-A947-70E740481C1C}">
-                          <a14:useLocalDpi xmlns:a14="http://schemas.microsoft.com/office/drawing/2010/main" val="0"/>
-                        </a:ext>
-                      </a:extLst>
-                    </a:blip>
-                    <a:srcRect/>
-                    <a:stretch>
-                      <a:fillRect/>
-                    </a:stretch>
-                  </pic:blipFill>
-                  <pic:spPr bwMode="auto">
-                    <a:xfrm>
-                      <a:off x="0" y="0"/>
-                      <a:ext cx="5274310" cy="2967355"/>
-                    </a:xfrm>
-                    <a:prstGeom prst="rect">
-                      <a:avLst/>
-                    </a:prstGeom>
-                    <a:noFill/>
-                    <a:ln>
-                      <a:noFill/>
-                    </a:ln>
-                  </pic:spPr>
-                </pic:pic>
-              </a:graphicData>
-            </a:graphic>
-          </wp:inline>
-        </w:drawing>
-      </w:r>
-    </w:p>
-    <w:p>
-      <w:pPr>
-        <w:pStyle w:val="a9"/>
-        <w:ind w:left="360"/>
-      </w:pPr>
-      <w:r>
-        <w:rPr>
-          <w:rFonts w:hint="eastAsia"/>
-        </w:rPr>
-        <w:t>在安装界面一定</w:t>
-      </w:r>
-      <w:proofErr w:type="gramStart"/>
-      <w:r>
-        <w:rPr>
-          <w:rFonts w:hint="eastAsia"/>
-        </w:rPr>
-        <w:t>要勾选</w:t>
-      </w:r>
-      <w:proofErr w:type="gramEnd"/>
-      <w:r>
-        <w:rPr>
-          <w:rFonts w:hint="eastAsia"/>
-        </w:rPr>
-        <w:t xml:space="preserve"> Add python.exe to Path</w:t>
-      </w:r>
-    </w:p>
-    <w:p>
-      <w:pPr>
-        <w:pStyle w:val="a9"/>
-        <w:ind w:left="360"/>
-      </w:pPr>
-    </w:p>
-    <w:p>
-      <w:pPr>
-        <w:pStyle w:val="a9"/>
-        <w:numPr>
-          <w:ilvl w:val="0"/>
-          <w:numId w:val="1"/>
-        </w:numPr>
-      </w:pPr>
-      <w:r>
-        <w:rPr>
-          <w:rFonts w:hint="eastAsia"/>
-        </w:rPr>
-        <w:t>解压后，双击这里安装</w:t>
-      </w:r>
-    </w:p>
-    <w:p>
-      <w:r>
-        <w:rPr>
-          <w:noProof/>
-        </w:rPr>
-        <w:drawing>
-          <wp:inline distT="0" distB="0" distL="0" distR="0" wp14:anchorId="30E78893" wp14:editId="7FD9644F">
-            <wp:extent cx="5274310" cy="1964690"/>
-            <wp:effectExtent l="0" t="0" r="2540" b="0"/>
-            <wp:docPr id="1470936315" name="图片 1"/>
-            <wp:cNvGraphicFramePr>
-              <a:graphicFrameLocks xmlns:a="http://schemas.openxmlformats.org/drawingml/2006/main" noChangeAspect="1"/>
-            </wp:cNvGraphicFramePr>
-            <a:graphic xmlns:a="http://schemas.openxmlformats.org/drawingml/2006/main">
-              <a:graphicData uri="http://schemas.openxmlformats.org/drawingml/2006/picture">
-                <pic:pic xmlns:pic="http://schemas.openxmlformats.org/drawingml/2006/picture">
-                  <pic:nvPicPr>
-                    <pic:cNvPr id="1470936315" name=""/>
+                    <pic:cNvPr id="923757023" name=""/>
                     <pic:cNvPicPr/>
                   </pic:nvPicPr>
                   <pic:blipFill>
-                    <a:blip r:embed="rId6"/>
+                    <a:blip r:embed="rId5"/>
                     <a:stretch>
                       <a:fillRect/>
                     </a:stretch>
@@ -198,7 +68,7 @@
                   <pic:spPr>
                     <a:xfrm>
                       <a:off x="0" y="0"/>
-                      <a:ext cx="5274310" cy="1964690"/>
+                      <a:ext cx="5274310" cy="4168775"/>
                     </a:xfrm>
                     <a:prstGeom prst="rect">
                       <a:avLst/>
@@ -211,7 +81,33 @@
         </w:drawing>
       </w:r>
     </w:p>
-    <w:p/>
+    <w:p>
+      <w:pPr>
+        <w:pStyle w:val="a9"/>
+        <w:ind w:left="360"/>
+        <w:rPr>
+          <w:rFonts w:hint="eastAsia"/>
+        </w:rPr>
+      </w:pPr>
+    </w:p>
+    <w:p>
+      <w:pPr>
+        <w:pStyle w:val="a9"/>
+        <w:ind w:left="360"/>
+        <w:rPr>
+          <w:rFonts w:hint="eastAsia"/>
+        </w:rPr>
+      </w:pPr>
+    </w:p>
+    <w:p>
+      <w:pPr>
+        <w:pStyle w:val="a9"/>
+        <w:ind w:left="360"/>
+        <w:rPr>
+          <w:rFonts w:hint="eastAsia"/>
+        </w:rPr>
+      </w:pPr>
+    </w:p>
     <w:p>
       <w:pPr>
         <w:pStyle w:val="a9"/>
@@ -219,158 +115,9 @@
           <w:ilvl w:val="0"/>
           <w:numId w:val="1"/>
         </w:numPr>
-      </w:pPr>
-      <w:r>
-        <w:rPr>
-          <w:rFonts w:hint="eastAsia"/>
-        </w:rPr>
-        <w:t>安装完毕后，双击这里启动</w:t>
-      </w:r>
-    </w:p>
-    <w:p>
-      <w:r>
-        <w:rPr>
-          <w:noProof/>
-        </w:rPr>
-        <w:drawing>
-          <wp:inline distT="0" distB="0" distL="0" distR="0" wp14:anchorId="102F3F98" wp14:editId="24D7DEBE">
-            <wp:extent cx="5274310" cy="1502410"/>
-            <wp:effectExtent l="0" t="0" r="2540" b="2540"/>
-            <wp:docPr id="1945957592" name="图片 1"/>
-            <wp:cNvGraphicFramePr>
-              <a:graphicFrameLocks xmlns:a="http://schemas.openxmlformats.org/drawingml/2006/main" noChangeAspect="1"/>
-            </wp:cNvGraphicFramePr>
-            <a:graphic xmlns:a="http://schemas.openxmlformats.org/drawingml/2006/main">
-              <a:graphicData uri="http://schemas.openxmlformats.org/drawingml/2006/picture">
-                <pic:pic xmlns:pic="http://schemas.openxmlformats.org/drawingml/2006/picture">
-                  <pic:nvPicPr>
-                    <pic:cNvPr id="1945957592" name=""/>
-                    <pic:cNvPicPr/>
-                  </pic:nvPicPr>
-                  <pic:blipFill>
-                    <a:blip r:embed="rId7"/>
-                    <a:stretch>
-                      <a:fillRect/>
-                    </a:stretch>
-                  </pic:blipFill>
-                  <pic:spPr>
-                    <a:xfrm>
-                      <a:off x="0" y="0"/>
-                      <a:ext cx="5274310" cy="1502410"/>
-                    </a:xfrm>
-                    <a:prstGeom prst="rect">
-                      <a:avLst/>
-                    </a:prstGeom>
-                  </pic:spPr>
-                </pic:pic>
-              </a:graphicData>
-            </a:graphic>
-          </wp:inline>
-        </w:drawing>
-      </w:r>
-    </w:p>
-    <w:p>
-      <w:pPr>
-        <w:pStyle w:val="a9"/>
-        <w:numPr>
-          <w:ilvl w:val="0"/>
-          <w:numId w:val="1"/>
-        </w:numPr>
-      </w:pPr>
-      <w:r>
-        <w:rPr>
-          <w:rFonts w:hint="eastAsia"/>
-        </w:rPr>
-        <w:lastRenderedPageBreak/>
-        <w:t>这里填入代理的</w:t>
-      </w:r>
-      <w:proofErr w:type="spellStart"/>
-      <w:r>
-        <w:rPr>
-          <w:rFonts w:hint="eastAsia"/>
-        </w:rPr>
-        <w:t>api</w:t>
-      </w:r>
-      <w:proofErr w:type="spellEnd"/>
-      <w:r>
-        <w:rPr>
-          <w:rFonts w:hint="eastAsia"/>
-        </w:rPr>
-        <w:t>链接</w:t>
-      </w:r>
-    </w:p>
-    <w:p>
-      <w:pPr>
-        <w:rPr>
-          <w:rFonts w:hint="eastAsia"/>
-        </w:rPr>
-      </w:pPr>
-      <w:r>
-        <w:rPr>
-          <w:noProof/>
-        </w:rPr>
-        <w:drawing>
-          <wp:inline distT="0" distB="0" distL="0" distR="0" wp14:anchorId="4C4CDDF5" wp14:editId="1071D7C6">
-            <wp:extent cx="5274310" cy="4206875"/>
-            <wp:effectExtent l="0" t="0" r="2540" b="3175"/>
-            <wp:docPr id="1756525024" name="图片 1"/>
-            <wp:cNvGraphicFramePr>
-              <a:graphicFrameLocks xmlns:a="http://schemas.openxmlformats.org/drawingml/2006/main" noChangeAspect="1"/>
-            </wp:cNvGraphicFramePr>
-            <a:graphic xmlns:a="http://schemas.openxmlformats.org/drawingml/2006/main">
-              <a:graphicData uri="http://schemas.openxmlformats.org/drawingml/2006/picture">
-                <pic:pic xmlns:pic="http://schemas.openxmlformats.org/drawingml/2006/picture">
-                  <pic:nvPicPr>
-                    <pic:cNvPr id="1756525024" name=""/>
-                    <pic:cNvPicPr/>
-                  </pic:nvPicPr>
-                  <pic:blipFill>
-                    <a:blip r:embed="rId8"/>
-                    <a:stretch>
-                      <a:fillRect/>
-                    </a:stretch>
-                  </pic:blipFill>
-                  <pic:spPr>
-                    <a:xfrm>
-                      <a:off x="0" y="0"/>
-                      <a:ext cx="5274310" cy="4206875"/>
-                    </a:xfrm>
-                    <a:prstGeom prst="rect">
-                      <a:avLst/>
-                    </a:prstGeom>
-                  </pic:spPr>
-                </pic:pic>
-              </a:graphicData>
-            </a:graphic>
-          </wp:inline>
-        </w:drawing>
-      </w:r>
-    </w:p>
-    <w:p>
-      <w:pPr>
-        <w:pStyle w:val="a9"/>
-        <w:ind w:left="360"/>
-      </w:pPr>
-    </w:p>
-    <w:p>
-      <w:pPr>
-        <w:pStyle w:val="a9"/>
-        <w:ind w:left="360"/>
-      </w:pPr>
-    </w:p>
-    <w:p>
-      <w:pPr>
-        <w:pStyle w:val="a9"/>
-        <w:ind w:left="360"/>
-      </w:pPr>
-    </w:p>
-    <w:p>
-      <w:pPr>
-        <w:pStyle w:val="a9"/>
-        <w:numPr>
-          <w:ilvl w:val="0"/>
-          <w:numId w:val="1"/>
-        </w:numPr>
+        <w:rPr>
+          <w:rFonts w:hint="eastAsia"/>
+        </w:rPr>
       </w:pPr>
       <w:r>
         <w:rPr>
@@ -380,6 +127,11 @@
       </w:r>
     </w:p>
     <w:p>
+      <w:pPr>
+        <w:rPr>
+          <w:rFonts w:hint="eastAsia"/>
+        </w:rPr>
+      </w:pPr>
       <w:r>
         <w:rPr>
           <w:rFonts w:hint="eastAsia"/>
@@ -388,6 +140,11 @@
       </w:r>
     </w:p>
     <w:p>
+      <w:pPr>
+        <w:rPr>
+          <w:rFonts w:hint="eastAsia"/>
+        </w:rPr>
+      </w:pPr>
       <w:r>
         <w:rPr>
           <w:noProof/>
@@ -408,7 +165,7 @@
                     <pic:cNvPicPr/>
                   </pic:nvPicPr>
                   <pic:blipFill>
-                    <a:blip r:embed="rId9"/>
+                    <a:blip r:embed="rId6"/>
                     <a:stretch>
                       <a:fillRect/>
                     </a:stretch>
@@ -430,6 +187,11 @@
       </w:r>
     </w:p>
     <w:p>
+      <w:pPr>
+        <w:rPr>
+          <w:rFonts w:hint="eastAsia"/>
+        </w:rPr>
+      </w:pPr>
       <w:r>
         <w:rPr>
           <w:rFonts w:hint="eastAsia"/>
@@ -451,6 +213,11 @@
       </w:r>
     </w:p>
     <w:p>
+      <w:pPr>
+        <w:rPr>
+          <w:rFonts w:hint="eastAsia"/>
+        </w:rPr>
+      </w:pPr>
       <w:r>
         <w:rPr>
           <w:noProof/>
@@ -471,7 +238,7 @@
                     <pic:cNvPicPr/>
                   </pic:nvPicPr>
                   <pic:blipFill>
-                    <a:blip r:embed="rId10"/>
+                    <a:blip r:embed="rId7"/>
                     <a:stretch>
                       <a:fillRect/>
                     </a:stretch>
@@ -493,6 +260,11 @@
       </w:r>
     </w:p>
     <w:p>
+      <w:pPr>
+        <w:rPr>
+          <w:rFonts w:hint="eastAsia"/>
+        </w:rPr>
+      </w:pPr>
       <w:r>
         <w:rPr>
           <w:rFonts w:hint="eastAsia"/>
@@ -539,7 +311,13 @@
         <w:t xml:space="preserve">  </w:t>
       </w:r>
     </w:p>
-    <w:p/>
+    <w:p>
+      <w:pPr>
+        <w:rPr>
+          <w:rFonts w:hint="eastAsia"/>
+        </w:rPr>
+      </w:pPr>
+    </w:p>
     <w:p>
       <w:pPr>
         <w:rPr>
@@ -551,10 +329,10 @@
           <w:noProof/>
         </w:rPr>
         <w:drawing>
-          <wp:inline distT="0" distB="0" distL="0" distR="0" wp14:anchorId="0A1D47B7" wp14:editId="3CC329FC">
-            <wp:extent cx="3732771" cy="2957095"/>
-            <wp:effectExtent l="0" t="0" r="1270" b="0"/>
-            <wp:docPr id="1094705312" name="图片 1"/>
+          <wp:inline distT="0" distB="0" distL="0" distR="0" wp14:anchorId="0BC3BA86" wp14:editId="08F2655C">
+            <wp:extent cx="5274310" cy="4185285"/>
+            <wp:effectExtent l="0" t="0" r="2540" b="5715"/>
+            <wp:docPr id="798800629" name="图片 1"/>
             <wp:cNvGraphicFramePr>
               <a:graphicFrameLocks xmlns:a="http://schemas.openxmlformats.org/drawingml/2006/main" noChangeAspect="1"/>
             </wp:cNvGraphicFramePr>
@@ -562,82 +340,11 @@
               <a:graphicData uri="http://schemas.openxmlformats.org/drawingml/2006/picture">
                 <pic:pic xmlns:pic="http://schemas.openxmlformats.org/drawingml/2006/picture">
                   <pic:nvPicPr>
-                    <pic:cNvPr id="1094705312" name=""/>
+                    <pic:cNvPr id="798800629" name=""/>
                     <pic:cNvPicPr/>
                   </pic:nvPicPr>
                   <pic:blipFill>
-                    <a:blip r:embed="rId11"/>
-                    <a:stretch>
-                      <a:fillRect/>
-                    </a:stretch>
-                  </pic:blipFill>
-                  <pic:spPr>
-                    <a:xfrm>
-                      <a:off x="0" y="0"/>
-                      <a:ext cx="3739901" cy="2962743"/>
-                    </a:xfrm>
-                    <a:prstGeom prst="rect">
-                      <a:avLst/>
-                    </a:prstGeom>
-                  </pic:spPr>
-                </pic:pic>
-              </a:graphicData>
-            </a:graphic>
-          </wp:inline>
-        </w:drawing>
-      </w:r>
-    </w:p>
-    <w:p>
-      <w:r>
-        <w:rPr>
-          <w:rFonts w:hint="eastAsia"/>
-        </w:rPr>
-        <w:t>将组合好的浏览器</w:t>
-      </w:r>
-      <w:r>
-        <w:rPr>
-          <w:rFonts w:hint="eastAsia"/>
-        </w:rPr>
-        <w:t>路径</w:t>
-      </w:r>
-      <w:r>
-        <w:rPr>
-          <w:rFonts w:hint="eastAsia"/>
-        </w:rPr>
-        <w:t>填入这个文字框</w:t>
-      </w:r>
-    </w:p>
-    <w:p/>
-    <w:p>
-      <w:pPr>
-        <w:rPr>
-          <w:rFonts w:hint="eastAsia"/>
-        </w:rPr>
-      </w:pPr>
-    </w:p>
-    <w:p>
-      <w:r>
-        <w:rPr>
-          <w:noProof/>
-        </w:rPr>
-        <w:lastRenderedPageBreak/>
-        <w:drawing>
-          <wp:inline distT="0" distB="0" distL="0" distR="0" wp14:anchorId="12A6FAB6" wp14:editId="206ECD7D">
-            <wp:extent cx="5274310" cy="4185285"/>
-            <wp:effectExtent l="0" t="0" r="2540" b="5715"/>
-            <wp:docPr id="2071508995" name="图片 1"/>
-            <wp:cNvGraphicFramePr>
-              <a:graphicFrameLocks xmlns:a="http://schemas.openxmlformats.org/drawingml/2006/main" noChangeAspect="1"/>
-            </wp:cNvGraphicFramePr>
-            <a:graphic xmlns:a="http://schemas.openxmlformats.org/drawingml/2006/main">
-              <a:graphicData uri="http://schemas.openxmlformats.org/drawingml/2006/picture">
-                <pic:pic xmlns:pic="http://schemas.openxmlformats.org/drawingml/2006/picture">
-                  <pic:nvPicPr>
-                    <pic:cNvPr id="2071508995" name=""/>
-                    <pic:cNvPicPr/>
-                  </pic:nvPicPr>
-                  <pic:blipFill>
-                    <a:blip r:embed="rId12"/>
+                    <a:blip r:embed="rId8"/>
                     <a:stretch>
                       <a:fillRect/>
                     </a:stretch>
@@ -660,11 +367,164 @@
     </w:p>
     <w:p>
       <w:pPr>
+        <w:rPr>
+          <w:rFonts w:hint="eastAsia"/>
+        </w:rPr>
+      </w:pPr>
+      <w:r>
+        <w:rPr>
+          <w:rFonts w:hint="eastAsia"/>
+        </w:rPr>
+        <w:lastRenderedPageBreak/>
+        <w:t>将组合好的浏览器</w:t>
+      </w:r>
+      <w:r>
+        <w:rPr>
+          <w:rFonts w:hint="eastAsia"/>
+        </w:rPr>
+        <w:t>路径</w:t>
+      </w:r>
+      <w:r>
+        <w:rPr>
+          <w:rFonts w:hint="eastAsia"/>
+        </w:rPr>
+        <w:t>填入这个文字框</w:t>
+      </w:r>
+    </w:p>
+    <w:p/>
+    <w:p/>
+    <w:p>
+      <w:pPr>
+        <w:rPr>
+          <w:rFonts w:hint="eastAsia"/>
+        </w:rPr>
+      </w:pPr>
+      <w:r>
+        <w:rPr>
+          <w:noProof/>
+        </w:rPr>
+        <w:drawing>
+          <wp:inline distT="0" distB="0" distL="0" distR="0" wp14:anchorId="00E4869D" wp14:editId="4D4419DD">
+            <wp:extent cx="5274310" cy="4153535"/>
+            <wp:effectExtent l="0" t="0" r="2540" b="0"/>
+            <wp:docPr id="1542803640" name="图片 1"/>
+            <wp:cNvGraphicFramePr>
+              <a:graphicFrameLocks xmlns:a="http://schemas.openxmlformats.org/drawingml/2006/main" noChangeAspect="1"/>
+            </wp:cNvGraphicFramePr>
+            <a:graphic xmlns:a="http://schemas.openxmlformats.org/drawingml/2006/main">
+              <a:graphicData uri="http://schemas.openxmlformats.org/drawingml/2006/picture">
+                <pic:pic xmlns:pic="http://schemas.openxmlformats.org/drawingml/2006/picture">
+                  <pic:nvPicPr>
+                    <pic:cNvPr id="1542803640" name=""/>
+                    <pic:cNvPicPr/>
+                  </pic:nvPicPr>
+                  <pic:blipFill>
+                    <a:blip r:embed="rId9"/>
+                    <a:stretch>
+                      <a:fillRect/>
+                    </a:stretch>
+                  </pic:blipFill>
+                  <pic:spPr>
+                    <a:xfrm>
+                      <a:off x="0" y="0"/>
+                      <a:ext cx="5274310" cy="4153535"/>
+                    </a:xfrm>
+                    <a:prstGeom prst="rect">
+                      <a:avLst/>
+                    </a:prstGeom>
+                  </pic:spPr>
+                </pic:pic>
+              </a:graphicData>
+            </a:graphic>
+          </wp:inline>
+        </w:drawing>
+      </w:r>
+    </w:p>
+    <w:p>
+      <w:pPr>
+        <w:rPr>
+          <w:rFonts w:hint="eastAsia"/>
+        </w:rPr>
+      </w:pPr>
+      <w:r>
+        <w:rPr>
+          <w:rFonts w:hint="eastAsia"/>
+        </w:rPr>
+        <w:t>角色配置默认是选好的，请不要乱动，如果手滑点到了，想刷满票请同时选中卡</w:t>
+      </w:r>
+      <w:proofErr w:type="gramStart"/>
+      <w:r>
+        <w:rPr>
+          <w:rFonts w:hint="eastAsia"/>
+        </w:rPr>
+        <w:t>芙</w:t>
+      </w:r>
+      <w:proofErr w:type="gramEnd"/>
+      <w:r>
+        <w:rPr>
+          <w:rFonts w:hint="eastAsia"/>
+        </w:rPr>
+        <w:t>卡，阿格莱雅和翡翠（不能多也不能少）</w:t>
+      </w:r>
+    </w:p>
+    <w:p>
+      <w:pPr>
+        <w:rPr>
+          <w:rFonts w:hint="eastAsia"/>
+        </w:rPr>
+      </w:pPr>
+      <w:r>
+        <w:rPr>
+          <w:noProof/>
+        </w:rPr>
+        <w:lastRenderedPageBreak/>
+        <w:drawing>
+          <wp:inline distT="0" distB="0" distL="0" distR="0" wp14:anchorId="12A6FAB6" wp14:editId="206ECD7D">
+            <wp:extent cx="5274310" cy="4185285"/>
+            <wp:effectExtent l="0" t="0" r="2540" b="5715"/>
+            <wp:docPr id="2071508995" name="图片 1"/>
+            <wp:cNvGraphicFramePr>
+              <a:graphicFrameLocks xmlns:a="http://schemas.openxmlformats.org/drawingml/2006/main" noChangeAspect="1"/>
+            </wp:cNvGraphicFramePr>
+            <a:graphic xmlns:a="http://schemas.openxmlformats.org/drawingml/2006/main">
+              <a:graphicData uri="http://schemas.openxmlformats.org/drawingml/2006/picture">
+                <pic:pic xmlns:pic="http://schemas.openxmlformats.org/drawingml/2006/picture">
+                  <pic:nvPicPr>
+                    <pic:cNvPr id="2071508995" name=""/>
+                    <pic:cNvPicPr/>
+                  </pic:nvPicPr>
+                  <pic:blipFill>
+                    <a:blip r:embed="rId10"/>
+                    <a:stretch>
+                      <a:fillRect/>
+                    </a:stretch>
+                  </pic:blipFill>
+                  <pic:spPr>
+                    <a:xfrm>
+                      <a:off x="0" y="0"/>
+                      <a:ext cx="5274310" cy="4185285"/>
+                    </a:xfrm>
+                    <a:prstGeom prst="rect">
+                      <a:avLst/>
+                    </a:prstGeom>
+                  </pic:spPr>
+                </pic:pic>
+              </a:graphicData>
+            </a:graphic>
+          </wp:inline>
+        </w:drawing>
+      </w:r>
+    </w:p>
+    <w:p>
+      <w:pPr>
         <w:pStyle w:val="a9"/>
         <w:numPr>
           <w:ilvl w:val="0"/>
           <w:numId w:val="1"/>
         </w:numPr>
+        <w:rPr>
+          <w:rFonts w:hint="eastAsia"/>
+        </w:rPr>
       </w:pPr>
       <w:r>
         <w:rPr>
@@ -681,6 +541,11 @@
       </w:pPr>
     </w:p>
     <w:p>
+      <w:pPr>
+        <w:rPr>
+          <w:rFonts w:hint="eastAsia"/>
+        </w:rPr>
+      </w:pPr>
       <w:r>
         <w:rPr>
           <w:noProof/>
@@ -701,7 +566,7 @@
                     <pic:cNvPicPr/>
                   </pic:nvPicPr>
                   <pic:blipFill>
-                    <a:blip r:embed="rId13"/>
+                    <a:blip r:embed="rId11"/>
                     <a:stretch>
                       <a:fillRect/>
                     </a:stretch>
@@ -723,6 +588,11 @@
       </w:r>
     </w:p>
     <w:p>
+      <w:pPr>
+        <w:rPr>
+          <w:rFonts w:hint="eastAsia"/>
+        </w:rPr>
+      </w:pPr>
       <w:r>
         <w:rPr>
           <w:rFonts w:hint="eastAsia"/>
@@ -738,15 +608,20 @@
       </w:r>
     </w:p>
     <w:p>
+      <w:pPr>
+        <w:rPr>
+          <w:rFonts w:hint="eastAsia"/>
+        </w:rPr>
+      </w:pPr>
       <w:r>
         <w:rPr>
           <w:noProof/>
         </w:rPr>
         <w:drawing>
-          <wp:inline distT="0" distB="0" distL="0" distR="0" wp14:anchorId="42D4AA7B" wp14:editId="4EF9B359">
-            <wp:extent cx="5274310" cy="4195445"/>
+          <wp:inline distT="0" distB="0" distL="0" distR="0" wp14:anchorId="216A1055" wp14:editId="7A39DE6C">
+            <wp:extent cx="5274310" cy="4213225"/>
             <wp:effectExtent l="0" t="0" r="2540" b="0"/>
-            <wp:docPr id="958038236" name="图片 1"/>
+            <wp:docPr id="360025189" name="图片 1"/>
             <wp:cNvGraphicFramePr>
               <a:graphicFrameLocks xmlns:a="http://schemas.openxmlformats.org/drawingml/2006/main" noChangeAspect="1"/>
             </wp:cNvGraphicFramePr>
@@ -754,11 +629,11 @@
               <a:graphicData uri="http://schemas.openxmlformats.org/drawingml/2006/picture">
                 <pic:pic xmlns:pic="http://schemas.openxmlformats.org/drawingml/2006/picture">
                   <pic:nvPicPr>
-                    <pic:cNvPr id="958038236" name=""/>
+                    <pic:cNvPr id="360025189" name=""/>
                     <pic:cNvPicPr/>
                   </pic:nvPicPr>
                   <pic:blipFill>
-                    <a:blip r:embed="rId14"/>
+                    <a:blip r:embed="rId12"/>
                     <a:stretch>
                       <a:fillRect/>
                     </a:stretch>
@@ -766,7 +641,7 @@
                   <pic:spPr>
                     <a:xfrm>
                       <a:off x="0" y="0"/>
-                      <a:ext cx="5274310" cy="4195445"/>
+                      <a:ext cx="5274310" cy="4213225"/>
                     </a:xfrm>
                     <a:prstGeom prst="rect">
                       <a:avLst/>
@@ -818,7 +693,7 @@
                     <pic:cNvPicPr/>
                   </pic:nvPicPr>
                   <pic:blipFill>
-                    <a:blip r:embed="rId15"/>
+                    <a:blip r:embed="rId13"/>
                     <a:stretch>
                       <a:fillRect/>
                     </a:stretch>
@@ -843,12 +718,18 @@
       <w:pPr>
         <w:pStyle w:val="a9"/>
         <w:ind w:left="360"/>
+        <w:rPr>
+          <w:rFonts w:hint="eastAsia"/>
+        </w:rPr>
       </w:pPr>
     </w:p>
     <w:p>
       <w:pPr>
         <w:pStyle w:val="a9"/>
         <w:ind w:left="360"/>
+        <w:rPr>
+          <w:rFonts w:hint="eastAsia"/>
+        </w:rPr>
       </w:pPr>
       <w:r>
         <w:rPr>
@@ -871,7 +752,7 @@
                     <pic:cNvPicPr/>
                   </pic:nvPicPr>
                   <pic:blipFill>
-                    <a:blip r:embed="rId16"/>
+                    <a:blip r:embed="rId14"/>
                     <a:stretch>
                       <a:fillRect/>
                     </a:stretch>
